--- a/MITRE_ATLAS_Telecom_AI.docx
+++ b/MITRE_ATLAS_Telecom_AI.docx
@@ -42,7 +42,7 @@
           <w:sz w:val="18"/>
           <w:szCs w:val="18"/>
         </w:rPr>
-        <w:t xml:space="preserve">Prepared for Chukwuka  |  July 15, 2026</w:t>
+        <w:t xml:space="preserve">Prepared by Chukwuka Isaac  |  July 15, 2026</w:t>
       </w:r>
     </w:p>
     <w:p>

--- a/MITRE_ATLAS_Telecom_AI.docx
+++ b/MITRE_ATLAS_Telecom_AI.docx
@@ -42,7 +42,7 @@
           <w:sz w:val="18"/>
           <w:szCs w:val="18"/>
         </w:rPr>
-        <w:t xml:space="preserve">Prepared by Chukwuka Isaac  |  July 15, 2026</w:t>
+        <w:t xml:space="preserve">Developed by Chukwuka Isaac  |  July 15, 2026</w:t>
       </w:r>
     </w:p>
     <w:p>
@@ -65,6 +65,7 @@
     <w:p>
       <w:pPr>
         <w:spacing w:after="160" w:line="276"/>
+        <w:jc w:val="both"/>
       </w:pPr>
       <w:r>
         <w:t xml:space="preserve">MITRE ATLAS (Adversarial Threat Landscape for Artificial-Intelligence Systems) is the closest thing the security community has to an ATT&amp;CK-style framework for AI/ML systems. It catalogs 16 tactics, well over 100 techniques and sub-techniques, roughly 30+ mitigations, and 57 real-world case studies (as of the current release cycle). It is model-agnostic and industry-agnostic: it was not written for telecom, and it currently contains no telecom-specific tactic, technique, or case study.</w:t>
@@ -73,6 +74,7 @@
     <w:p>
       <w:pPr>
         <w:spacing w:after="160" w:line="276"/>
+        <w:jc w:val="both"/>
       </w:pPr>
       <w:r>
         <w:t xml:space="preserve">Telecom operators, however, are now deploying AI/ML across nearly every layer of the network: RF signal classification and spectrum sensing, O-RAN near-real-time RIC xApps that make live radio-resource decisions, 5G Core analytics (NWDAF), autonomous RAN optimization (e.g. Nokia's MantaRay AutoPilot, Ericsson's multi-agent configuration tools), network-operations LLM copilots (Nokia + Azure AI Foundry, Ericsson + Mistral AI), and customer-facing chatbots and fraud/identity models. Each of these is a plausible target for the same adversary behaviors ATLAS catalogs elsewhere.</w:t>
@@ -81,6 +83,7 @@
     <w:p>
       <w:pPr>
         <w:spacing w:after="160" w:line="276"/>
+        <w:jc w:val="both"/>
       </w:pPr>
       <w:r>
         <w:t xml:space="preserve">This document does two things: (1) summarizes the ATLAS framework itself, and (2) walks through all 16 ATLAS tactics and maps each to a concrete telecom AI surface, an illustrative attack scenario grounded in current research and known incident patterns, and a mitigation direction. Where a technique maps closely to an existing academic finding (e.g. O-RAN xApp KPI poisoning) or an existing ATLAS case study pattern (e.g. deepfake bypass of identity verification), that lineage is called out.</w:t>
@@ -93,6 +96,7 @@
         </w:pBdr>
         <w:spacing w:after="200" w:before="80" w:line="264"/>
         <w:ind w:left="120"/>
+        <w:jc w:val="both"/>
       </w:pPr>
       <w:r>
         <w:rPr>
@@ -117,6 +121,7 @@
     <w:p>
       <w:pPr>
         <w:spacing w:after="160" w:line="276"/>
+        <w:jc w:val="both"/>
       </w:pPr>
       <w:r>
         <w:t xml:space="preserve">ATLAS is a living, community-maintained knowledge base of adversary tactics and techniques against AI-enabled systems, built and hosted by MITRE and modeled directly on the structure of MITRE ATT&amp;CK. It exists because AI components (training data, model weights, inference APIs, prompts, RAG pipelines, agent tool integrations) introduce attack surfaces that classic IT-focused frameworks don't describe well.</w:t>
@@ -222,6 +227,7 @@
     <w:p>
       <w:pPr>
         <w:spacing w:after="160" w:line="276"/>
+        <w:jc w:val="both"/>
       </w:pPr>
       <w:r>
         <w:t xml:space="preserve">ATLAS is complementary to, not a replacement for, ATT&amp;CK: an attack on an AI-enabled telecom system typically starts and ends in conventional IT/OT territory (phishing, credential theft, network pivoting), with an ATLAS-specific stage in the middle, such as model poisoning, adversarial evasion, or prompt injection.</w:t>
@@ -239,6 +245,7 @@
     <w:p>
       <w:pPr>
         <w:spacing w:after="160" w:line="276"/>
+        <w:jc w:val="both"/>
       </w:pPr>
       <w:r>
         <w:t xml:space="preserve">Before mapping threats, it helps to be concrete about where ML/AI is actually deployed in a modern telecom stack, since that is what defines the attack surface:</w:t>
@@ -373,6 +380,7 @@
     <w:p>
       <w:pPr>
         <w:spacing w:after="160" w:line="276"/>
+        <w:jc w:val="both"/>
       </w:pPr>
       <w:r>
         <w:t xml:space="preserve">Every one of these is, at bottom, an AI model or AI-integrated agent with training data, an inference interface, and, increasingly, autonomous tool-calling privileges. That is exactly the surface ATLAS was built to describe.</w:t>
@@ -390,6 +398,7 @@
     <w:p>
       <w:pPr>
         <w:spacing w:after="160" w:line="276"/>
+        <w:jc w:val="both"/>
       </w:pPr>
       <w:r>
         <w:t xml:space="preserve">The table below walks through all 16 ATLAS tactics in their canonical kill-chain order and maps each to a telecom-specific manifestation.</w:t>
@@ -3210,6 +3219,7 @@
     <w:p>
       <w:pPr>
         <w:spacing w:after="160" w:line="276"/>
+        <w:jc w:val="both"/>
       </w:pPr>
       <w:r>
         <w:t xml:space="preserve">Academic work on O-RAN near-RT RIC (e.g. “KPI Poisoning: An Attack in Open RAN Near Real-Time Control Loop,” and O-RAN Alliance WG11's threat model) documents that a malicious or compromised xApp with read/write access to the Shared Data Layer (SDL) or E2 interface can poison the KPIs and telemetry that other xApps' ML models train and infer on, biasing handover or traffic-steering decisions without ever touching the model file itself. In ATLAS terms this spans Resource Development (poisoned model/data), Initial Access (supply-chain compromise of the xApp), Persistence (Poison AI Model), and ultimately Impact (Erode AI Model Integrity).</w:t>
@@ -3227,6 +3237,7 @@
     <w:p>
       <w:pPr>
         <w:spacing w:after="160" w:line="276"/>
+        <w:jc w:val="both"/>
       </w:pPr>
       <w:r>
         <w:t xml:space="preserve">As operators like Nokia and Ericsson roll out LLM-based copilots with direct tool-calling access to configuration and ticketing systems, indirect prompt injection becomes a realistic path from a low-privilege input (a customer complaint, a trouble ticket, a scraped web page) to a privileged action (Execution via AI Agent Tool Invocation, potentially escalating via LLM Jailbreak). This mirrors ATLAS case studies such as the Jira Service Management and Copilot Studio indirect-injection incidents, extended to a telecom OSS/BSS context.</w:t>
@@ -3244,6 +3255,7 @@
     <w:p>
       <w:pPr>
         <w:spacing w:after="160" w:line="276"/>
+        <w:jc w:val="both"/>
       </w:pPr>
       <w:r>
         <w:t xml:space="preserve">Telecom is a high-value target for voice-deepfake and synthetic-identity fraud because SIM swaps and account recovery routinely rely on voice or knowledge-based verification. ATLAS's Impersonation (T0073) technique and its deepfake-related case studies (e.g. live deepfake injection to evade mobile KYC verification) map directly onto this: an adversary uses a cloned voice or synthetic video to defeat an operator's identity-verification model, then pivots that access into account takeover or number-porting fraud.</w:t>
@@ -3261,6 +3273,7 @@
     <w:p>
       <w:pPr>
         <w:spacing w:after="160" w:line="276"/>
+        <w:jc w:val="both"/>
       </w:pPr>
       <w:r>
         <w:t xml:space="preserve">Research on adversarial ML for 5G/6G shows that GAN-crafted or optimally perturbed RF waveforms can cause deep-learning-based signal classifiers and physical-layer authentication systems to misclassify traffic or spoof authorized transmitters. This is a textbook case of ATLAS's Evade AI Model (T0015) and Craft Adversarial Data (T0043), staged via a proxy model trained on eavesdropped signal data (Create Proxy AI Model, T0005).</w:t>
@@ -3278,6 +3291,7 @@
     <w:p>
       <w:pPr>
         <w:spacing w:after="160" w:line="276"/>
+        <w:jc w:val="both"/>
       </w:pPr>
       <w:r>
         <w:t xml:space="preserve">ATLAS mitigations translate into a small number of recurring controls that cover most of the table above:</w:t>
@@ -3942,6 +3956,7 @@
     <w:p>
       <w:pPr>
         <w:spacing w:after="160" w:line="276"/>
+        <w:jc w:val="both"/>
       </w:pPr>
       <w:r>
         <w:t xml:space="preserve"/>
